--- a/thesis_docs/Week7_Objectives4_5_Parameter_Method_and_Implementation_Justification.docx
+++ b/thesis_docs/Week7_Objectives4_5_Parameter_Method_and_Implementation_Justification.docx
@@ -260,6 +260,108 @@
           <w:sz w:val="22"/>
         </w:rPr>
         <w:t xml:space="preserve">  base has a CI that includes zero.</w:t>
+      </w:r>
+    </w:p>
+    <w:p>
+      <w:r>
+        <w:rPr>
+          <w:rFonts w:ascii="Calibri" w:hAnsi="Calibri"/>
+          <w:b w:val="0"/>
+          <w:color w:val="000000"/>
+          <w:sz w:val="22"/>
+        </w:rPr>
+        <w:t xml:space="preserve">  </w:t>
+      </w:r>
+      <w:r>
+        <w:rPr>
+          <w:rFonts w:ascii="Calibri" w:hAnsi="Calibri"/>
+          <w:b/>
+          <w:color w:val="000000"/>
+          <w:sz w:val="22"/>
+        </w:rPr>
+        <w:t>Withdrawn 2026-10-06 (closure brief, Checkpoint B):</w:t>
+      </w:r>
+      <w:r>
+        <w:rPr>
+          <w:rFonts w:ascii="Calibri" w:hAnsi="Calibri"/>
+          <w:b w:val="0"/>
+          <w:color w:val="000000"/>
+          <w:sz w:val="22"/>
+        </w:rPr>
+        <w:t xml:space="preserve"> this is satisfaction</w:t>
+      </w:r>
+    </w:p>
+    <w:p>
+      <w:r>
+        <w:rPr>
+          <w:rFonts w:ascii="Calibri" w:hAnsi="Calibri"/>
+          <w:b w:val="0"/>
+          <w:color w:val="000000"/>
+          <w:sz w:val="22"/>
+        </w:rPr>
+        <w:t xml:space="preserve">  of the EVs that obtained a port only. EV2Gym silently drops arrivals at</w:t>
+      </w:r>
+    </w:p>
+    <w:p>
+      <w:r>
+        <w:rPr>
+          <w:rFonts w:ascii="Calibri" w:hAnsi="Calibri"/>
+          <w:b w:val="0"/>
+          <w:color w:val="000000"/>
+          <w:sz w:val="22"/>
+        </w:rPr>
+        <w:t xml:space="preserve">  occupied ports, so demand not served (rejected + shortfall, lower bound)</w:t>
+      </w:r>
+    </w:p>
+    <w:p>
+      <w:r>
+        <w:rPr>
+          <w:rFonts w:ascii="Calibri" w:hAnsi="Calibri"/>
+          <w:b w:val="0"/>
+          <w:color w:val="000000"/>
+          <w:sz w:val="22"/>
+        </w:rPr>
+        <w:t xml:space="preserve">  is 34.6% [30.8, 38.4] for Round Robin at 1.0× and 65.0% [63.0, 66.9] at</w:t>
+      </w:r>
+    </w:p>
+    <w:p>
+      <w:r>
+        <w:rPr>
+          <w:rFonts w:ascii="Calibri" w:hAnsi="Calibri"/>
+          <w:b w:val="0"/>
+          <w:color w:val="000000"/>
+          <w:sz w:val="22"/>
+        </w:rPr>
+        <w:t xml:space="preserve">  1.6×, n_clusters = 50. The station is port-limited at the reference</w:t>
+      </w:r>
+    </w:p>
+    <w:p>
+      <w:r>
+        <w:rPr>
+          <w:rFonts w:ascii="Calibri" w:hAnsi="Calibri"/>
+          <w:b w:val="0"/>
+          <w:color w:val="000000"/>
+          <w:sz w:val="22"/>
+        </w:rPr>
+        <w:t xml:space="preserve">  demand. See </w:t>
+      </w:r>
+      <w:r>
+        <w:rPr>
+          <w:rFonts w:ascii="Consolas" w:hAnsi="Consolas"/>
+          <w:b w:val="0"/>
+          <w:color w:val="000000"/>
+          <w:sz w:val="20"/>
+        </w:rPr>
+        <w:t>Closure_Parameter_Method_and_Implementation_Justification</w:t>
+      </w:r>
+      <w:r>
+        <w:rPr>
+          <w:rFonts w:ascii="Calibri" w:hAnsi="Calibri"/>
+          <w:b w:val="0"/>
+          <w:color w:val="000000"/>
+          <w:sz w:val="22"/>
+        </w:rPr>
+        <w:t>.</w:t>
       </w:r>
     </w:p>
     <w:p>
@@ -551,6 +653,46 @@
           <w:sz w:val="22"/>
         </w:rPr>
         <w:t xml:space="preserve">  at every setting**.</w:t>
+      </w:r>
+    </w:p>
+    <w:p>
+      <w:r>
+        <w:rPr>
+          <w:rFonts w:ascii="Calibri" w:hAnsi="Calibri"/>
+          <w:b w:val="0"/>
+          <w:color w:val="000000"/>
+          <w:sz w:val="22"/>
+        </w:rPr>
+        <w:t xml:space="preserve">  </w:t>
+      </w:r>
+      <w:r>
+        <w:rPr>
+          <w:rFonts w:ascii="Calibri" w:hAnsi="Calibri"/>
+          <w:b/>
+          <w:color w:val="000000"/>
+          <w:sz w:val="22"/>
+        </w:rPr>
+        <w:t>Withdrawn in part 2026-10-06:</w:t>
+      </w:r>
+      <w:r>
+        <w:rPr>
+          <w:rFonts w:ascii="Calibri" w:hAnsi="Calibri"/>
+          <w:b w:val="0"/>
+          <w:color w:val="000000"/>
+          <w:sz w:val="22"/>
+        </w:rPr>
+        <w:t xml:space="preserve"> both targets cover spawned EVs only.</w:t>
+      </w:r>
+    </w:p>
+    <w:p>
+      <w:r>
+        <w:rPr>
+          <w:rFonts w:ascii="Calibri" w:hAnsi="Calibri"/>
+          <w:b w:val="0"/>
+          <w:color w:val="000000"/>
+          <w:sz w:val="22"/>
+        </w:rPr>
+        <w:t xml:space="preserve">  On demand not served, every arm fails the 15% target at every setting.</w:t>
       </w:r>
     </w:p>
     <w:p>
